--- a/Сценарий_Урока_Учителю.docx
+++ b/Сценарий_Урока_Учителю.docx
@@ -573,7 +573,7 @@
         <w:rPr>
           <w:color w:val="2A9D8F"/>
         </w:rPr>
-        <w:t>Слайд 11: Письменная работа</w:t>
+        <w:t>Слайд 11: Физминутка</w:t>
       </w:r>
     </w:p>
     <w:p>
@@ -587,7 +587,59 @@
         <w:rPr>
           <w:i/>
         </w:rPr>
-        <w:t>Перейдите на 11-й слайд. Нажмите [ПРОБЕЛ].</w:t>
+        <w:t>Перейдите на 11-й слайд. Нажмите [ПРОБЕЛ]. Включите видео на доске.</w:t>
+      </w:r>
+    </w:p>
+    <w:p>
+      <w:r>
+        <w:rPr>
+          <w:b/>
+        </w:rPr>
+        <w:t xml:space="preserve">🤖 ИИ-Ассистент: </w:t>
+      </w:r>
+      <w:r>
+        <w:t>«А теперь пришло время небольшой физминутки! Давайте разомнемся.»</w:t>
+      </w:r>
+    </w:p>
+    <w:p>
+      <w:r>
+        <w:rPr>
+          <w:b/>
+        </w:rPr>
+        <w:t xml:space="preserve">👩‍🏫 Учитель: </w:t>
+      </w:r>
+      <w:r>
+        <w:t>Встаем со своих мест, потянемся как «Алматинские тополя»...</w:t>
+      </w:r>
+    </w:p>
+    <w:p>
+      <w:r>
+        <w:t>______________________________________________________________________</w:t>
+      </w:r>
+    </w:p>
+    <w:p>
+      <w:pPr>
+        <w:pStyle w:val="Heading2"/>
+      </w:pPr>
+      <w:r>
+        <w:rPr>
+          <w:color w:val="2A9D8F"/>
+        </w:rPr>
+        <w:t>Слайд 12: Письменная работа</w:t>
+      </w:r>
+    </w:p>
+    <w:p>
+      <w:r>
+        <w:rPr>
+          <w:b/>
+        </w:rPr>
+        <w:t xml:space="preserve">🛠 Действие: </w:t>
+      </w:r>
+      <w:r>
+        <w:rPr>
+          <w:i/>
+        </w:rPr>
+        <w:t>Перейдите на 12-й слайд. Нажмите [ПРОБЕЛ].</w:t>
       </w:r>
     </w:p>
     <w:p>
@@ -610,58 +662,6 @@
       </w:r>
       <w:r>
         <w:t>Ребята, выпишите в тетрадь 3 эпитета и 2 сравнения из текста. У вас 5 минут.</w:t>
-      </w:r>
-    </w:p>
-    <w:p>
-      <w:r>
-        <w:t>______________________________________________________________________</w:t>
-      </w:r>
-    </w:p>
-    <w:p>
-      <w:pPr>
-        <w:pStyle w:val="Heading2"/>
-      </w:pPr>
-      <w:r>
-        <w:rPr>
-          <w:color w:val="2A9D8F"/>
-        </w:rPr>
-        <w:t>Слайд 12: Физминутка</w:t>
-      </w:r>
-    </w:p>
-    <w:p>
-      <w:r>
-        <w:rPr>
-          <w:b/>
-        </w:rPr>
-        <w:t xml:space="preserve">🛠 Действие: </w:t>
-      </w:r>
-      <w:r>
-        <w:rPr>
-          <w:i/>
-        </w:rPr>
-        <w:t>Перейдите на 12-й слайд. Нажмите [ПРОБЕЛ]. Включите видео на доске.</w:t>
-      </w:r>
-    </w:p>
-    <w:p>
-      <w:r>
-        <w:rPr>
-          <w:b/>
-        </w:rPr>
-        <w:t xml:space="preserve">🤖 ИИ-Ассистент: </w:t>
-      </w:r>
-      <w:r>
-        <w:t>«А теперь пришло время небольшой физминутки! Давайте разомнемся.»</w:t>
-      </w:r>
-    </w:p>
-    <w:p>
-      <w:r>
-        <w:rPr>
-          <w:b/>
-        </w:rPr>
-        <w:t xml:space="preserve">👩‍🏫 Учитель: </w:t>
-      </w:r>
-      <w:r>
-        <w:t>Встаем со своих мест, потянемся как «Алматинские тополя»...</w:t>
       </w:r>
     </w:p>
     <w:p>
